--- a/vbhc-vn/skills/vbhc-vn/examples/sct/bien-ban-lam-viec-lien-nganh-ccn.docx
+++ b/vbhc-vn/skills/vbhc-vn/examples/sct/bien-ban-lam-viec-lien-nganh-ccn.docx
@@ -15,7 +15,7 @@
           <w:b/>
           <w:szCs w:val="28"/>
         </w:rPr>
-        <w:t>CỘNG HOÀ XÃ HỘI CHỦ NGHĨA VIỆT NAM</w:t>
+        <w:t>CỘNG HÒA XÃ HỘI CHỦ NGHĨA VIỆT NAM</w:t>
       </w:r>
     </w:p>
     <w:p>
@@ -99,7 +99,7 @@
           <w:b/>
           <w:szCs w:val="28"/>
         </w:rPr>
-        <w:t>Độc lập - Tự do - Hạnh phúc</w:t>
+        <w:t>Độc lập – Tự do – Hạnh phúc</w:t>
       </w:r>
     </w:p>
     <w:p>
